--- a/杨会-高级前端开发工程师-简历.docx
+++ b/杨会-高级前端开发工程师-简历.docx
@@ -2227,7 +2227,7 @@
         <w:t xml:space="preserve"> </w:t>
       </w:r>
       <w:r>
-        <w:t xml:space="preserve">2020 — 2021</w:t>
+        <w:t xml:space="preserve">2020 — 2025</w:t>
       </w:r>
     </w:p>
     <w:p>

--- a/杨会-高级前端开发工程师-简历.docx
+++ b/杨会-高级前端开发工程师-简历.docx
@@ -399,7 +399,7 @@
         <w:rPr>
           <w:rFonts w:hint="eastAsia"/>
         </w:rPr>
-        <w:t xml:space="preserve">项目的工程化架构设计与性能优化，搭建多业务线构建体系，支持多主题</w:t>
+        <w:t xml:space="preserve">项目的工程化与性能优化，搭建多业务线构建体系，按构建目标切换多主题</w:t>
       </w:r>
       <w:r>
         <w:t xml:space="preserve"> / </w:t>
@@ -408,7 +408,7 @@
         <w:rPr>
           <w:rFonts w:hint="eastAsia"/>
         </w:rPr>
-        <w:t xml:space="preserve">多业务线动态构建</w:t>
+        <w:t xml:space="preserve">多业务线配置，单仓多产物交付</w:t>
       </w:r>
     </w:p>
     <w:p>
@@ -471,7 +471,7 @@
         <w:rPr>
           <w:rFonts w:hint="eastAsia"/>
         </w:rPr>
-        <w:t xml:space="preserve">作为项目负责人牵头需求拆分、排期与跨端联调，推进核心模块落地；组织组内</w:t>
+        <w:t xml:space="preserve">曾作为项目负责人牵头需求拆分、排期与跨端联调，推进核心模块落地；组织组内</w:t>
       </w:r>
       <w:r>
         <w:t xml:space="preserve"> Code Review </w:t>

--- a/杨会-高级前端开发工程师-简历.docx
+++ b/杨会-高级前端开发工程师-简历.docx
@@ -1474,16 +1474,16 @@
         <w:rPr>
           <w:rFonts w:hint="eastAsia"/>
         </w:rPr>
-        <w:t xml:space="preserve">深度定制构建配置，通过模块化设计支持多主题</w:t>
-      </w:r>
-      <w:r>
-        <w:t xml:space="preserve"> / </w:t>
-      </w:r>
-      <w:r>
-        <w:rPr>
-          <w:rFonts w:hint="eastAsia"/>
-        </w:rPr>
-        <w:t xml:space="preserve">多业务线动态构建，一套代码产出多条业务线产物，明显缩短新业务接入周期</w:t>
+        <w:t xml:space="preserve">深度定制，通过平台化配置</w:t>
+      </w:r>
+      <w:r>
+        <w:t xml:space="preserve"> + </w:t>
+      </w:r>
+      <w:r>
+        <w:rPr>
+          <w:rFonts w:hint="eastAsia"/>
+        </w:rPr>
+        <w:t xml:space="preserve">构建参数切换多主题与多业务线，单仓多产物独立交付，显著缩短新业务接入周期。</w:t>
       </w:r>
     </w:p>
     <w:p>
@@ -1906,7 +1906,7 @@
         <w:rPr>
           <w:rFonts w:hint="eastAsia"/>
         </w:rPr>
-        <w:t xml:space="preserve">公司官网</w:t>
+        <w:t xml:space="preserve">贷款与资讯服务官网</w:t>
       </w:r>
       <w:r>
         <w:t xml:space="preserve"> Next.js </w:t>
@@ -1950,7 +1950,7 @@
         <w:rPr>
           <w:rFonts w:hint="eastAsia"/>
         </w:rPr>
-        <w:t xml:space="preserve">搭建公司官网（品牌展示、博客资讯等模块），以</w:t>
+        <w:t xml:space="preserve">搭建贷款与资讯官网，覆盖产品、检索、资讯等模块，整体采用</w:t>
       </w:r>
       <w:r>
         <w:t xml:space="preserve"> SSG / ISR </w:t>
@@ -1968,16 +1968,16 @@
         <w:rPr>
           <w:rFonts w:hint="eastAsia"/>
         </w:rPr>
-        <w:t xml:space="preserve">为辅完成内容型页面渲染，并建立统一的</w:t>
-      </w:r>
-      <w:r>
-        <w:t xml:space="preserve"> Metadata </w:t>
-      </w:r>
-      <w:r>
-        <w:rPr>
-          <w:rFonts w:hint="eastAsia"/>
-        </w:rPr>
-        <w:t xml:space="preserve">与站点地图生成机制。</w:t>
+        <w:t xml:space="preserve">为辅的渲染策略，并完善</w:t>
+      </w:r>
+      <w:r>
+        <w:t xml:space="preserve"> SEO </w:t>
+      </w:r>
+      <w:r>
+        <w:rPr>
+          <w:rFonts w:hint="eastAsia"/>
+        </w:rPr>
+        <w:t xml:space="preserve">基础能力。</w:t>
       </w:r>
     </w:p>
     <w:p>
@@ -2020,43 +2020,25 @@
         <w:rPr>
           <w:rFonts w:hint="eastAsia"/>
         </w:rPr>
-        <w:t xml:space="preserve">ISR（按内容更新节奏配置</w:t>
-      </w:r>
-      <w:r>
-        <w:t xml:space="preserve"> </w:t>
-      </w:r>
-      <w:r>
-        <w:rPr>
-          <w:rFonts w:hint="eastAsia"/>
-        </w:rPr>
-        <w:t xml:space="preserve">revalidate），动态页走</w:t>
-      </w:r>
-      <w:r>
-        <w:t xml:space="preserve"> </w:t>
-      </w:r>
-      <w:r>
-        <w:rPr>
-          <w:rFonts w:hint="eastAsia"/>
-        </w:rPr>
-        <w:t xml:space="preserve">SSR；合理划分</w:t>
-      </w:r>
-      <w:r>
-        <w:t xml:space="preserve"> Server / Client Components </w:t>
-      </w:r>
-      <w:r>
-        <w:rPr>
-          <w:rFonts w:hint="eastAsia"/>
-        </w:rPr>
-        <w:t xml:space="preserve">边界，将交互逻辑收敛到客户端组件，控制客户端</w:t>
-      </w:r>
-      <w:r>
-        <w:t xml:space="preserve"> JS </w:t>
-      </w:r>
-      <w:r>
-        <w:rPr>
-          <w:rFonts w:hint="eastAsia"/>
-        </w:rPr>
-        <w:t xml:space="preserve">下发体积</w:t>
+        <w:t xml:space="preserve">ISR，动态详情与检索场景使用</w:t>
+      </w:r>
+      <w:r>
+        <w:t xml:space="preserve"> </w:t>
+      </w:r>
+      <w:r>
+        <w:rPr>
+          <w:rFonts w:hint="eastAsia"/>
+        </w:rPr>
+        <w:t xml:space="preserve">SSR，兼顾</w:t>
+      </w:r>
+      <w:r>
+        <w:t xml:space="preserve"> SEO </w:t>
+      </w:r>
+      <w:r>
+        <w:rPr>
+          <w:rFonts w:hint="eastAsia"/>
+        </w:rPr>
+        <w:t xml:space="preserve">与首屏性能</w:t>
       </w:r>
     </w:p>
     <w:p>
@@ -2069,18 +2051,11 @@
       </w:pPr>
       <w:r>
         <w:rPr>
+          <w:rFonts w:hint="eastAsia"/>
           <w:b/>
           <w:bCs/>
         </w:rPr>
-        <w:t xml:space="preserve">SEO </w:t>
-      </w:r>
-      <w:r>
-        <w:rPr>
-          <w:rFonts w:hint="eastAsia"/>
-          <w:b/>
-          <w:bCs/>
-        </w:rPr>
-        <w:t xml:space="preserve">基建</w:t>
+        <w:t xml:space="preserve">组件边界优化</w:t>
       </w:r>
       <w:r>
         <w:rPr>
@@ -2089,40 +2064,22 @@
         <w:t xml:space="preserve">：基于</w:t>
       </w:r>
       <w:r>
-        <w:t xml:space="preserve"> generateMetadata </w:t>
-      </w:r>
-      <w:r>
-        <w:rPr>
-          <w:rFonts w:hint="eastAsia"/>
-        </w:rPr>
-        <w:t xml:space="preserve">统一管理各页面</w:t>
-      </w:r>
-      <w:r>
-        <w:t xml:space="preserve"> Meta </w:t>
-      </w:r>
-      <w:r>
-        <w:rPr>
-          <w:rFonts w:hint="eastAsia"/>
-        </w:rPr>
-        <w:t xml:space="preserve">信息，集成结构化数据（JSON-LD）与</w:t>
-      </w:r>
-      <w:r>
-        <w:t xml:space="preserve"> Sitemap / robots </w:t>
-      </w:r>
-      <w:r>
-        <w:rPr>
-          <w:rFonts w:hint="eastAsia"/>
-        </w:rPr>
-        <w:t xml:space="preserve">自动生成，补齐官网</w:t>
-      </w:r>
-      <w:r>
-        <w:t xml:space="preserve"> SEO </w:t>
-      </w:r>
-      <w:r>
-        <w:rPr>
-          <w:rFonts w:hint="eastAsia"/>
-        </w:rPr>
-        <w:t xml:space="preserve">侧基础能力</w:t>
+        <w:t xml:space="preserve"> Server / Client Components </w:t>
+      </w:r>
+      <w:r>
+        <w:rPr>
+          <w:rFonts w:hint="eastAsia"/>
+        </w:rPr>
+        <w:t xml:space="preserve">划分职责，减少客户端</w:t>
+      </w:r>
+      <w:r>
+        <w:t xml:space="preserve"> JS </w:t>
+      </w:r>
+      <w:r>
+        <w:rPr>
+          <w:rFonts w:hint="eastAsia"/>
+        </w:rPr>
+        <w:t xml:space="preserve">体积</w:t>
       </w:r>
     </w:p>
     <w:p>
@@ -2135,44 +2092,83 @@
       </w:pPr>
       <w:r>
         <w:rPr>
-          <w:rFonts w:hint="eastAsia"/>
           <w:b/>
           <w:bCs/>
         </w:rPr>
-        <w:t xml:space="preserve">资源与加载优化</w:t>
-      </w:r>
-      <w:r>
-        <w:rPr>
-          <w:rFonts w:hint="eastAsia"/>
-        </w:rPr>
-        <w:t xml:space="preserve">：使用</w:t>
-      </w:r>
-      <w:r>
-        <w:t xml:space="preserve"> Next.js Image </w:t>
-      </w:r>
-      <w:r>
-        <w:rPr>
-          <w:rFonts w:hint="eastAsia"/>
-        </w:rPr>
-        <w:t xml:space="preserve">做图片懒加载与自适应尺寸；非首屏模块通过</w:t>
-      </w:r>
-      <w:r>
-        <w:t xml:space="preserve"> dynamic import </w:t>
-      </w:r>
-      <w:r>
-        <w:rPr>
-          <w:rFonts w:hint="eastAsia"/>
-        </w:rPr>
-        <w:t xml:space="preserve">按需加载，并结合</w:t>
-      </w:r>
-      <w:r>
-        <w:t xml:space="preserve"> Suspense + loading.tsx </w:t>
-      </w:r>
-      <w:r>
-        <w:rPr>
-          <w:rFonts w:hint="eastAsia"/>
-        </w:rPr>
-        <w:t xml:space="preserve">优化加载过程中的感知体验</w:t>
+        <w:t xml:space="preserve">SEO </w:t>
+      </w:r>
+      <w:r>
+        <w:rPr>
+          <w:rFonts w:hint="eastAsia"/>
+          <w:b/>
+          <w:bCs/>
+        </w:rPr>
+        <w:t xml:space="preserve">基建</w:t>
+      </w:r>
+      <w:r>
+        <w:rPr>
+          <w:rFonts w:hint="eastAsia"/>
+        </w:rPr>
+        <w:t xml:space="preserve">：基于</w:t>
+      </w:r>
+      <w:r>
+        <w:t xml:space="preserve"> generateMetadata </w:t>
+      </w:r>
+      <w:r>
+        <w:rPr>
+          <w:rFonts w:hint="eastAsia"/>
+        </w:rPr>
+        <w:t xml:space="preserve">动态生成</w:t>
+      </w:r>
+      <w:r>
+        <w:t xml:space="preserve"> </w:t>
+      </w:r>
+      <w:r>
+        <w:rPr>
+          <w:rFonts w:hint="eastAsia"/>
+        </w:rPr>
+        <w:t xml:space="preserve">Meta，结合</w:t>
+      </w:r>
+      <w:r>
+        <w:t xml:space="preserve"> JSON-LD、Sitemap、robots.txt </w:t>
+      </w:r>
+      <w:r>
+        <w:rPr>
+          <w:rFonts w:hint="eastAsia"/>
+        </w:rPr>
+        <w:t xml:space="preserve">完善搜索引擎抓取</w:t>
+      </w:r>
+    </w:p>
+    <w:p>
+      <w:pPr>
+        <w:pStyle w:val="Compact"/>
+        <w:numPr>
+          <w:ilvl w:val="0"/>
+          <w:numId w:val="1007"/>
+        </w:numPr>
+      </w:pPr>
+      <w:r>
+        <w:rPr>
+          <w:rFonts w:hint="eastAsia"/>
+          <w:b/>
+          <w:bCs/>
+        </w:rPr>
+        <w:t xml:space="preserve">性能优化</w:t>
+      </w:r>
+      <w:r>
+        <w:rPr>
+          <w:rFonts w:hint="eastAsia"/>
+        </w:rPr>
+        <w:t xml:space="preserve">：图片懒加载与自适应，非首屏模块按需加载（dynamic</w:t>
+      </w:r>
+      <w:r>
+        <w:t xml:space="preserve"> import + </w:t>
+      </w:r>
+      <w:r>
+        <w:rPr>
+          <w:rFonts w:hint="eastAsia"/>
+        </w:rPr>
+        <w:t xml:space="preserve">Suspense）</w:t>
       </w:r>
     </w:p>
     <w:p>

--- a/杨会-高级前端开发工程师-简历.docx
+++ b/杨会-高级前端开发工程师-简历.docx
@@ -59,7 +59,7 @@
         <w:rPr>
           <w:rFonts w:hint="eastAsia"/>
         </w:rPr>
-        <w:t xml:space="preserve">8年+前端开发经验</w:t>
+        <w:t xml:space="preserve">9年前端开发经验</w:t>
       </w:r>
       <w:r>
         <w:t xml:space="preserve"> </w:t>
@@ -71,9 +71,6 @@
         <w:t xml:space="preserve">本科</w:t>
       </w:r>
       <w:r>
-        <w:t xml:space="preserve"> · 1994.11</w:t>
-      </w:r>
-      <w:r>
         <w:t xml:space="preserve"> </w:t>
       </w:r>
       <w:r>
@@ -125,7 +122,7 @@
         <w:rPr>
           <w:rFonts w:hint="eastAsia"/>
         </w:rPr>
-        <w:t xml:space="preserve">具备较强的跨领域协作与问题推进能力，可借助</w:t>
+        <w:t xml:space="preserve">具备较强的跨领域协作与问题推进能力，善于结合</w:t>
       </w:r>
       <w:r>
         <w:t xml:space="preserve"> AI </w:t>
@@ -134,7 +131,7 @@
         <w:rPr>
           <w:rFonts w:hint="eastAsia"/>
         </w:rPr>
-        <w:t xml:space="preserve">工具快速完成方案验证与原型落地。</w:t>
+        <w:t xml:space="preserve">工具提升方案验证、原型落地和复杂问题解决效率。</w:t>
       </w:r>
     </w:p>
     <w:p>
@@ -159,7 +156,19 @@
         <w:t xml:space="preserve">前端技术</w:t>
       </w:r>
       <w:r>
-        <w:t xml:space="preserve">React、Next.js、Redux、TypeScript、JavaScript</w:t>
+        <w:rPr>
+          <w:rFonts w:hint="eastAsia"/>
+        </w:rPr>
+        <w:t xml:space="preserve">React、Next.js、TypeScript、JavaScript、Redux，熟悉组件化、Hooks、SSR</w:t>
+      </w:r>
+      <w:r>
+        <w:t xml:space="preserve"> / SSG / </w:t>
+      </w:r>
+      <w:r>
+        <w:rPr>
+          <w:rFonts w:hint="eastAsia"/>
+        </w:rPr>
+        <w:t xml:space="preserve">ISR、性能优化等实践</w:t>
       </w:r>
     </w:p>
     <w:p>
@@ -173,10 +182,13 @@
         <w:t xml:space="preserve">工程化构建</w:t>
       </w:r>
       <w:r>
-        <w:rPr>
-          <w:rFonts w:hint="eastAsia"/>
-        </w:rPr>
-        <w:t xml:space="preserve">Webpack、Rollup、Vite、CI/CD（Jenkins）、多业务线构建体系</w:t>
+        <w:t xml:space="preserve">Webpack、Rollup、Vite、Jenkins </w:t>
+      </w:r>
+      <w:r>
+        <w:rPr>
+          <w:rFonts w:hint="eastAsia"/>
+        </w:rPr>
+        <w:t xml:space="preserve">CI/CD，具备多业务线构建、产物拆分、缓存策略与自动化部署经验</w:t>
       </w:r>
     </w:p>
     <w:p>
@@ -187,7 +199,7 @@
         <w:rPr>
           <w:rFonts w:hint="eastAsia"/>
         </w:rPr>
-        <w:t xml:space="preserve">架构设计</w:t>
+        <w:t xml:space="preserve">架构与平台化</w:t>
       </w:r>
       <w:r>
         <w:t xml:space="preserve">SDK </w:t>
@@ -196,7 +208,7 @@
         <w:rPr>
           <w:rFonts w:hint="eastAsia"/>
         </w:rPr>
-        <w:t xml:space="preserve">体系设计、模块化架构、前端基础设施建设</w:t>
+        <w:t xml:space="preserve">体系设计、模块化架构、JSBridge、配置化渲染、弹窗调度、前端基础设施建设</w:t>
       </w:r>
     </w:p>
     <w:p>
@@ -207,16 +219,57 @@
         <w:rPr>
           <w:rFonts w:hint="eastAsia"/>
         </w:rPr>
+        <w:t xml:space="preserve">数据采集与监控</w:t>
+      </w:r>
+      <w:r>
+        <w:rPr>
+          <w:rFonts w:hint="eastAsia"/>
+        </w:rPr>
+        <w:t xml:space="preserve">神策数据、火山数据、埋点</w:t>
+      </w:r>
+      <w:r>
+        <w:t xml:space="preserve"> </w:t>
+      </w:r>
+      <w:r>
+        <w:rPr>
+          <w:rFonts w:hint="eastAsia"/>
+        </w:rPr>
+        <w:t xml:space="preserve">SDK、错误监控</w:t>
+      </w:r>
+      <w:r>
+        <w:t xml:space="preserve"> </w:t>
+      </w:r>
+      <w:r>
+        <w:rPr>
+          <w:rFonts w:hint="eastAsia"/>
+        </w:rPr>
+        <w:t xml:space="preserve">SDK、性能指标采集、日志上报、线上问题定位</w:t>
+      </w:r>
+    </w:p>
+    <w:p>
+      <w:pPr>
+        <w:pStyle w:val="BodyText"/>
+      </w:pPr>
+      <w:r>
+        <w:rPr>
+          <w:rFonts w:hint="eastAsia"/>
+        </w:rPr>
         <w:t xml:space="preserve">性能优化</w:t>
       </w:r>
       <w:r>
         <w:rPr>
           <w:rFonts w:hint="eastAsia"/>
         </w:rPr>
-        <w:t xml:space="preserve">首屏优化、懒加载与预加载、资源缓存、代码分割、虚拟列表、Web</w:t>
-      </w:r>
-      <w:r>
-        <w:t xml:space="preserve"> Worker</w:t>
+        <w:t xml:space="preserve">首屏优化、代码分割、懒加载、预加载、CDN</w:t>
+      </w:r>
+      <w:r>
+        <w:t xml:space="preserve"> </w:t>
+      </w:r>
+      <w:r>
+        <w:rPr>
+          <w:rFonts w:hint="eastAsia"/>
+        </w:rPr>
+        <w:t xml:space="preserve">缓存、虚拟列表、大列表渲染优化</w:t>
       </w:r>
     </w:p>
     <w:p>
@@ -227,62 +280,34 @@
         <w:rPr>
           <w:rFonts w:hint="eastAsia"/>
         </w:rPr>
-        <w:t xml:space="preserve">跨端与客户端</w:t>
-      </w:r>
-      <w:r>
-        <w:rPr>
-          <w:rFonts w:hint="eastAsia"/>
-        </w:rPr>
-        <w:t xml:space="preserve">微信小程序、Hybrid</w:t>
-      </w:r>
-      <w:r>
-        <w:t xml:space="preserve"> </w:t>
-      </w:r>
-      <w:r>
-        <w:rPr>
-          <w:rFonts w:hint="eastAsia"/>
-        </w:rPr>
-        <w:t xml:space="preserve">App、鸿蒙应用、JSBridge</w:t>
-      </w:r>
-    </w:p>
-    <w:p>
-      <w:pPr>
-        <w:pStyle w:val="BodyText"/>
-      </w:pPr>
-      <w:r>
-        <w:rPr>
-          <w:rFonts w:hint="eastAsia"/>
-        </w:rPr>
-        <w:t xml:space="preserve">数据监控与通信</w:t>
-      </w:r>
-      <w:r>
-        <w:rPr>
-          <w:rFonts w:hint="eastAsia"/>
-        </w:rPr>
-        <w:t xml:space="preserve">神策埋点、火山数据、性能监控、线上问题定位、WebSocket</w:t>
-      </w:r>
-    </w:p>
-    <w:p>
-      <w:pPr>
-        <w:pStyle w:val="BodyText"/>
-      </w:pPr>
-      <w:r>
-        <w:t xml:space="preserve">AI </w:t>
-      </w:r>
-      <w:r>
-        <w:rPr>
-          <w:rFonts w:hint="eastAsia"/>
-        </w:rPr>
-        <w:t xml:space="preserve">辅助开发</w:t>
-      </w:r>
-      <w:r>
-        <w:t xml:space="preserve">Cursor、Claude </w:t>
-      </w:r>
-      <w:r>
-        <w:rPr>
-          <w:rFonts w:hint="eastAsia"/>
-        </w:rPr>
-        <w:t xml:space="preserve">Code（用于方案设计、原型验证、代码生成、测试辅助）</w:t>
+        <w:t xml:space="preserve">跨端与</w:t>
+      </w:r>
+      <w:r>
+        <w:t xml:space="preserve"> AI </w:t>
+      </w:r>
+      <w:r>
+        <w:rPr>
+          <w:rFonts w:hint="eastAsia"/>
+        </w:rPr>
+        <w:t xml:space="preserve">实践</w:t>
+      </w:r>
+      <w:r>
+        <w:t xml:space="preserve">Hybrid </w:t>
+      </w:r>
+      <w:r>
+        <w:rPr>
+          <w:rFonts w:hint="eastAsia"/>
+        </w:rPr>
+        <w:t xml:space="preserve">App、微信小程序、鸿蒙原生开发、WebSocket、AI</w:t>
+      </w:r>
+      <w:r>
+        <w:t xml:space="preserve"> </w:t>
+      </w:r>
+      <w:r>
+        <w:rPr>
+          <w:rFonts w:hint="eastAsia"/>
+        </w:rPr>
+        <w:t xml:space="preserve">辅助方案设计、代码生成与原型验证</w:t>
       </w:r>
     </w:p>
     <w:p>
@@ -348,7 +373,7 @@
         <w:rPr>
           <w:rFonts w:hint="eastAsia"/>
         </w:rPr>
-        <w:t xml:space="preserve">负责多个前端</w:t>
+        <w:t xml:space="preserve">负责公司多业务线前端基础设施建设，主导</w:t>
       </w:r>
       <w:r>
         <w:t xml:space="preserve"> SDK </w:t>
@@ -357,25 +382,16 @@
         <w:rPr>
           <w:rFonts w:hint="eastAsia"/>
         </w:rPr>
-        <w:t xml:space="preserve">的技术选型、架构设计与从</w:t>
-      </w:r>
-      <w:r>
-        <w:t xml:space="preserve"> 0 </w:t>
-      </w:r>
-      <w:r>
-        <w:rPr>
-          <w:rFonts w:hint="eastAsia"/>
-        </w:rPr>
-        <w:t xml:space="preserve">到</w:t>
-      </w:r>
-      <w:r>
-        <w:t xml:space="preserve"> 1 </w:t>
-      </w:r>
-      <w:r>
-        <w:rPr>
-          <w:rFonts w:hint="eastAsia"/>
-        </w:rPr>
-        <w:t xml:space="preserve">落地，稳定支撑多个线上项目</w:t>
+        <w:t xml:space="preserve">体系、工程化构建、性能优化、跨端</w:t>
+      </w:r>
+      <w:r>
+        <w:t xml:space="preserve"> H5 </w:t>
+      </w:r>
+      <w:r>
+        <w:rPr>
+          <w:rFonts w:hint="eastAsia"/>
+        </w:rPr>
+        <w:t xml:space="preserve">等方向的技术方案设计与落地。</w:t>
       </w:r>
     </w:p>
     <w:p>
@@ -399,16 +415,7 @@
         <w:rPr>
           <w:rFonts w:hint="eastAsia"/>
         </w:rPr>
-        <w:t xml:space="preserve">项目的工程化与性能优化，搭建多业务线构建体系，按构建目标切换多主题</w:t>
-      </w:r>
-      <w:r>
-        <w:t xml:space="preserve"> / </w:t>
-      </w:r>
-      <w:r>
-        <w:rPr>
-          <w:rFonts w:hint="eastAsia"/>
-        </w:rPr>
-        <w:t xml:space="preserve">多业务线配置，单仓多产物交付</w:t>
+        <w:t xml:space="preserve">项目平台化改造，搭建多主题、多业务线构建体系，支持单仓多产物交付，提升新业务接入效率。</w:t>
       </w:r>
     </w:p>
     <w:p>
@@ -423,7 +430,7 @@
         <w:rPr>
           <w:rFonts w:hint="eastAsia"/>
         </w:rPr>
-        <w:t xml:space="preserve">设计并落地配置驱动的多资方接入架构，以单一配置中心收敛三方机构差异化业务规则，核心链路以配置驱动为主，显著降低硬编码与分支散落</w:t>
+        <w:t xml:space="preserve">主导配置化业务架构建设，将多资方、多渠道差异逻辑收敛到配置和策略层，降低业务分支复杂度。</w:t>
       </w:r>
     </w:p>
     <w:p>
@@ -438,25 +445,16 @@
         <w:rPr>
           <w:rFonts w:hint="eastAsia"/>
         </w:rPr>
-        <w:t xml:space="preserve">主导</w:t>
-      </w:r>
-      <w:r>
-        <w:t xml:space="preserve"> AI </w:t>
-      </w:r>
-      <w:r>
-        <w:rPr>
-          <w:rFonts w:hint="eastAsia"/>
-        </w:rPr>
-        <w:t xml:space="preserve">智能外呼系统方案设计与原型验证；落地公司首款鸿蒙混合</w:t>
-      </w:r>
-      <w:r>
-        <w:t xml:space="preserve"> App </w:t>
-      </w:r>
-      <w:r>
-        <w:rPr>
-          <w:rFonts w:hint="eastAsia"/>
-        </w:rPr>
-        <w:t xml:space="preserve">并完成上架</w:t>
+        <w:t xml:space="preserve">负责核心项目需求拆解、排期评估、跨端联调和上线推进，参与</w:t>
+      </w:r>
+      <w:r>
+        <w:t xml:space="preserve"> Code </w:t>
+      </w:r>
+      <w:r>
+        <w:rPr>
+          <w:rFonts w:hint="eastAsia"/>
+        </w:rPr>
+        <w:t xml:space="preserve">Review、技术分享、招聘面试与新人带教。</w:t>
       </w:r>
     </w:p>
     <w:p>
@@ -471,16 +469,25 @@
         <w:rPr>
           <w:rFonts w:hint="eastAsia"/>
         </w:rPr>
-        <w:t xml:space="preserve">曾作为项目负责人牵头需求拆分、排期与跨端联调，推进核心模块落地；组织组内</w:t>
-      </w:r>
-      <w:r>
-        <w:t xml:space="preserve"> Code Review </w:t>
-      </w:r>
-      <w:r>
-        <w:rPr>
-          <w:rFonts w:hint="eastAsia"/>
-        </w:rPr>
-        <w:t xml:space="preserve">与技术分享，参与前端招聘面试与新人带教，推动规范沉淀</w:t>
+        <w:t xml:space="preserve">探索鸿蒙混合</w:t>
+      </w:r>
+      <w:r>
+        <w:t xml:space="preserve"> </w:t>
+      </w:r>
+      <w:r>
+        <w:rPr>
+          <w:rFonts w:hint="eastAsia"/>
+        </w:rPr>
+        <w:t xml:space="preserve">App、微信小程序自动化部署、AI</w:t>
+      </w:r>
+      <w:r>
+        <w:t xml:space="preserve"> </w:t>
+      </w:r>
+      <w:r>
+        <w:rPr>
+          <w:rFonts w:hint="eastAsia"/>
+        </w:rPr>
+        <w:t xml:space="preserve">外呼等创新项目，完成跨端容器集成、批量上传工具链与核心链路方案验证。</w:t>
       </w:r>
     </w:p>
     <w:p>
@@ -529,7 +536,7 @@
         <w:rPr>
           <w:rFonts w:hint="eastAsia"/>
         </w:rPr>
-        <w:t xml:space="preserve">负责公司移动端项目开发，参与微信小程序开发与维护</w:t>
+        <w:t xml:space="preserve">负责公司移动端项目开发，参与微信小程序开发与维护。</w:t>
       </w:r>
     </w:p>
     <w:p>
@@ -578,10 +585,10 @@
         <w:rPr>
           <w:rFonts w:hint="eastAsia"/>
         </w:rPr>
-        <w:t xml:space="preserve">负责混合APP</w:t>
-      </w:r>
-      <w:r>
-        <w:t xml:space="preserve"> H5 </w:t>
+        <w:t xml:space="preserve">负责混合</w:t>
+      </w:r>
+      <w:r>
+        <w:t xml:space="preserve"> App H5 </w:t>
       </w:r>
       <w:r>
         <w:rPr>
@@ -605,7 +612,7 @@
         <w:rPr>
           <w:rFonts w:hint="eastAsia"/>
         </w:rPr>
-        <w:t xml:space="preserve">完成交互对接</w:t>
+        <w:t xml:space="preserve">完成交互对接。</w:t>
       </w:r>
     </w:p>
     <w:p>
@@ -638,7 +645,7 @@
         <w:rPr>
           <w:rFonts w:hint="eastAsia"/>
         </w:rPr>
-        <w:t xml:space="preserve">完成功能模块的迭代与维护</w:t>
+        <w:t xml:space="preserve">完成功能模块的迭代与维护。</w:t>
       </w:r>
     </w:p>
     <w:p>
@@ -672,22 +679,22 @@
         <w:rPr>
           <w:rFonts w:hint="eastAsia"/>
         </w:rPr>
-        <w:t xml:space="preserve">前端跨栈主责</w:t>
-      </w:r>
-      <w:r>
-        <w:t xml:space="preserve"> · AI </w:t>
-      </w:r>
-      <w:r>
-        <w:rPr>
-          <w:rFonts w:hint="eastAsia"/>
-        </w:rPr>
-        <w:t xml:space="preserve">协同交付</w:t>
-      </w:r>
-      <w:r>
-        <w:t xml:space="preserve"> </w:t>
-      </w:r>
-      <w:r>
-        <w:t xml:space="preserve">2025 — 2026</w:t>
+        <w:t xml:space="preserve">跨栈方案设计与</w:t>
+      </w:r>
+      <w:r>
+        <w:t xml:space="preserve"> AI </w:t>
+      </w:r>
+      <w:r>
+        <w:rPr>
+          <w:rFonts w:hint="eastAsia"/>
+        </w:rPr>
+        <w:t xml:space="preserve">协同落地</w:t>
+      </w:r>
+      <w:r>
+        <w:t xml:space="preserve"> </w:t>
+      </w:r>
+      <w:r>
+        <w:t xml:space="preserve">2026</w:t>
       </w:r>
     </w:p>
     <w:p>
@@ -698,16 +705,7 @@
         <w:rPr>
           <w:rFonts w:hint="eastAsia"/>
         </w:rPr>
-        <w:t xml:space="preserve">面向电销/回访场景的自动化外呼需求，作为前端研发以</w:t>
-      </w:r>
-      <w:r>
-        <w:t xml:space="preserve"> AI </w:t>
-      </w:r>
-      <w:r>
-        <w:rPr>
-          <w:rFonts w:hint="eastAsia"/>
-        </w:rPr>
-        <w:t xml:space="preserve">协同方式完成"自动外呼</w:t>
+        <w:t xml:space="preserve">面向电销自动化外呼需求，作为前端研发跨栈参与系统方案设计与核心链路实现，打通“自动外呼</w:t>
       </w:r>
       <w:r>
         <w:t xml:space="preserve"> → </w:t>
@@ -734,25 +732,16 @@
         <w:rPr>
           <w:rFonts w:hint="eastAsia"/>
         </w:rPr>
-        <w:t xml:space="preserve">TTS"全链路系统的架构设计与核心实现，整体采用事件驱动</w:t>
-      </w:r>
-      <w:r>
-        <w:t xml:space="preserve"> + </w:t>
-      </w:r>
-      <w:r>
-        <w:rPr>
-          <w:rFonts w:hint="eastAsia"/>
-        </w:rPr>
-        <w:t xml:space="preserve">流式</w:t>
-      </w:r>
-      <w:r>
-        <w:t xml:space="preserve"> Pipeline + </w:t>
-      </w:r>
-      <w:r>
-        <w:rPr>
-          <w:rFonts w:hint="eastAsia"/>
-        </w:rPr>
-        <w:t xml:space="preserve">单通隔离架构。</w:t>
+        <w:t xml:space="preserve">TTS”全链路闭环，整体采用事件驱动、流式</w:t>
+      </w:r>
+      <w:r>
+        <w:t xml:space="preserve"> Pipeline </w:t>
+      </w:r>
+      <w:r>
+        <w:rPr>
+          <w:rFonts w:hint="eastAsia"/>
+        </w:rPr>
+        <w:t xml:space="preserve">与单通隔离架构。</w:t>
       </w:r>
     </w:p>
     <w:p>
@@ -822,16 +811,16 @@
         <w:rPr>
           <w:rFonts w:hint="eastAsia"/>
         </w:rPr>
-        <w:t xml:space="preserve">统一处理打断（Barge-in）、过期音频淘汰与延迟动作；以事件</w:t>
-      </w:r>
-      <w:r>
-        <w:t xml:space="preserve"> + </w:t>
-      </w:r>
-      <w:r>
-        <w:rPr>
-          <w:rFonts w:hint="eastAsia"/>
-        </w:rPr>
-        <w:t xml:space="preserve">条件判断的隐式状态控制替代显式状态机，解决流式并发下的串话、错播与状态错乱</w:t>
+        <w:t xml:space="preserve">统一处理打断（Barge-in）、过期音频淘汰与延迟动作；通过事件驱动机制结合</w:t>
+      </w:r>
+      <w:r>
+        <w:t xml:space="preserve"> Generation ID </w:t>
+      </w:r>
+      <w:r>
+        <w:rPr>
+          <w:rFonts w:hint="eastAsia"/>
+        </w:rPr>
+        <w:t xml:space="preserve">校验控制异步任务有效性，避免流式链路中旧轮次任务继续执行导致错播、串话或状态污染</w:t>
       </w:r>
     </w:p>
     <w:p>
@@ -940,7 +929,7 @@
         <w:rPr>
           <w:rFonts w:hint="eastAsia"/>
         </w:rPr>
-        <w:t xml:space="preserve">支撑任务投递与并发消费；落地会话录音、日志与资源回收；补齐静音</w:t>
+        <w:t xml:space="preserve">支撑任务投递与并发消费；落地了通话录音、会话记录、日志追踪和资源回收闭环；补齐静音</w:t>
       </w:r>
       <w:r>
         <w:t xml:space="preserve"> / ASR </w:t>
@@ -958,25 +947,7 @@
         <w:rPr>
           <w:rFonts w:hint="eastAsia"/>
         </w:rPr>
-        <w:t xml:space="preserve">断连异常兜底；Prompt</w:t>
-      </w:r>
-      <w:r>
-        <w:t xml:space="preserve"> </w:t>
-      </w:r>
-      <w:r>
-        <w:rPr>
-          <w:rFonts w:hint="eastAsia"/>
-        </w:rPr>
-        <w:t xml:space="preserve">远端缓存</w:t>
-      </w:r>
-      <w:r>
-        <w:t xml:space="preserve"> + </w:t>
-      </w:r>
-      <w:r>
-        <w:rPr>
-          <w:rFonts w:hint="eastAsia"/>
-        </w:rPr>
-        <w:t xml:space="preserve">本地降级提升弱网可用性</w:t>
+        <w:t xml:space="preserve">断连异常兜底</w:t>
       </w:r>
     </w:p>
     <w:p>
@@ -989,33 +960,26 @@
       </w:pPr>
       <w:r>
         <w:rPr>
+          <w:rFonts w:hint="eastAsia"/>
           <w:b/>
           <w:bCs/>
         </w:rPr>
-        <w:t xml:space="preserve">AI </w:t>
-      </w:r>
-      <w:r>
-        <w:rPr>
-          <w:rFonts w:hint="eastAsia"/>
-          <w:b/>
-          <w:bCs/>
-        </w:rPr>
-        <w:t xml:space="preserve">协同</w:t>
-      </w:r>
-      <w:r>
-        <w:rPr>
-          <w:rFonts w:hint="eastAsia"/>
-        </w:rPr>
-        <w:t xml:space="preserve">：主导需求拆解、模块划分、接口契约、关键时序与选型决策；以架构主导</w:t>
-      </w:r>
-      <w:r>
-        <w:t xml:space="preserve"> + AI </w:t>
-      </w:r>
-      <w:r>
-        <w:rPr>
-          <w:rFonts w:hint="eastAsia"/>
-        </w:rPr>
-        <w:t xml:space="preserve">协同编码的方式完成</w:t>
+        <w:t xml:space="preserve">跨栈落地</w:t>
+      </w:r>
+      <w:r>
+        <w:rPr>
+          <w:rFonts w:hint="eastAsia"/>
+        </w:rPr>
+        <w:t xml:space="preserve">：主导需求拆解、模块划分、接口契约、关键时序与选型决策；结合</w:t>
+      </w:r>
+      <w:r>
+        <w:t xml:space="preserve"> AI </w:t>
+      </w:r>
+      <w:r>
+        <w:rPr>
+          <w:rFonts w:hint="eastAsia"/>
+        </w:rPr>
+        <w:t xml:space="preserve">工具辅助完成</w:t>
       </w:r>
       <w:r>
         <w:t xml:space="preserve"> Python </w:t>
@@ -1024,25 +988,7 @@
         <w:rPr>
           <w:rFonts w:hint="eastAsia"/>
         </w:rPr>
-        <w:t xml:space="preserve">侧从</w:t>
-      </w:r>
-      <w:r>
-        <w:t xml:space="preserve"> 0 </w:t>
-      </w:r>
-      <w:r>
-        <w:rPr>
-          <w:rFonts w:hint="eastAsia"/>
-        </w:rPr>
-        <w:t xml:space="preserve">到</w:t>
-      </w:r>
-      <w:r>
-        <w:t xml:space="preserve"> 1 </w:t>
-      </w:r>
-      <w:r>
-        <w:rPr>
-          <w:rFonts w:hint="eastAsia"/>
-        </w:rPr>
-        <w:t xml:space="preserve">交付与内部试运行</w:t>
+        <w:t xml:space="preserve">侧代码生成、调试与测试验证，在保证关键架构和时序设计可控的前提下提升原型交付效率。</w:t>
       </w:r>
     </w:p>
     <w:p>
@@ -1359,7 +1305,7 @@
         <w:rPr>
           <w:rFonts w:hint="eastAsia"/>
         </w:rPr>
-        <w:t xml:space="preserve">变更日志与规范化发布流程，保障版本可追踪、可回滚；结合线上监控与业务反馈持续打磨稳定性</w:t>
+        <w:t xml:space="preserve">变更日志与规范化发布流程，保障版本可追踪、可回滚</w:t>
       </w:r>
     </w:p>
     <w:p>
@@ -1506,34 +1452,16 @@
         <w:rPr>
           <w:rFonts w:hint="eastAsia"/>
         </w:rPr>
-        <w:t xml:space="preserve">：底层封装命令式弹窗基础设施（$.dialog</w:t>
-      </w:r>
-      <w:r>
-        <w:t xml:space="preserve"> </w:t>
-      </w:r>
-      <w:r>
-        <w:rPr>
-          <w:rFonts w:hint="eastAsia"/>
-        </w:rPr>
-        <w:t xml:space="preserve">动态挂载</w:t>
-      </w:r>
-      <w:r>
-        <w:t xml:space="preserve"> + React.lazy </w:t>
-      </w:r>
-      <w:r>
-        <w:rPr>
-          <w:rFonts w:hint="eastAsia"/>
-        </w:rPr>
-        <w:t xml:space="preserve">按需加载</w:t>
-      </w:r>
-      <w:r>
-        <w:t xml:space="preserve"> + </w:t>
-      </w:r>
-      <w:r>
-        <w:rPr>
-          <w:rFonts w:hint="eastAsia"/>
-        </w:rPr>
-        <w:t xml:space="preserve">统一壳层与埋点切面），上层实现单例优先级队列调度器（支持优先级排序、霸屏抢占、批量注入与手动释放）；承载</w:t>
+        <w:t xml:space="preserve">：封装命令式弹窗基础设施，结合</w:t>
+      </w:r>
+      <w:r>
+        <w:t xml:space="preserve"> React.lazy </w:t>
+      </w:r>
+      <w:r>
+        <w:rPr>
+          <w:rFonts w:hint="eastAsia"/>
+        </w:rPr>
+        <w:t xml:space="preserve">按需加载、统一壳层与埋点切面，上层实现单例优先级队列调度器，支持优先级排序、霸屏抢占、批量注入与手动释放；承载</w:t>
       </w:r>
       <w:r>
         <w:t xml:space="preserve"> 60+ </w:t>
@@ -1551,16 +1479,7 @@
         <w:rPr>
           <w:rFonts w:hint="eastAsia"/>
         </w:rPr>
-        <w:t xml:space="preserve">业务场景，首屏</w:t>
-      </w:r>
-      <w:r>
-        <w:t xml:space="preserve"> bundle </w:t>
-      </w:r>
-      <w:r>
-        <w:rPr>
-          <w:rFonts w:hint="eastAsia"/>
-        </w:rPr>
-        <w:t xml:space="preserve">零占用，彻底解决多业务弹窗并发下的抢占、遮挡与时序混乱。</w:t>
+        <w:t xml:space="preserve">业务场景，解决多业务弹窗并发下的抢占、遮挡与时序问题。</w:t>
       </w:r>
     </w:p>
     <w:p>
@@ -1601,7 +1520,7 @@
         <w:rPr>
           <w:rFonts w:hint="eastAsia"/>
         </w:rPr>
-        <w:t xml:space="preserve">种控件动态渲染，统一收敛显隐、校验、联动与多语言；新业务线接入仅改配置，页面零改动</w:t>
+        <w:t xml:space="preserve">种控件动态渲染，统一收敛显隐、校验、联动与多语言能力，减少不同业务线/场景下表单页面的重复开发。</w:t>
       </w:r>
     </w:p>
     <w:p>
@@ -1660,16 +1579,16 @@
         <w:rPr>
           <w:rFonts w:hint="eastAsia"/>
         </w:rPr>
-        <w:t xml:space="preserve">种还款策略枚举，业务层彻底消除渠道级</w:t>
-      </w:r>
-      <w:r>
-        <w:t xml:space="preserve"> </w:t>
-      </w:r>
-      <w:r>
-        <w:rPr>
-          <w:rFonts w:hint="eastAsia"/>
-        </w:rPr>
-        <w:t xml:space="preserve">if/else，新渠道接入工时由天级降至小时级</w:t>
+        <w:t xml:space="preserve">种还款策略枚举，大幅减少业务层渠道级</w:t>
+      </w:r>
+      <w:r>
+        <w:t xml:space="preserve"> if/else </w:t>
+      </w:r>
+      <w:r>
+        <w:rPr>
+          <w:rFonts w:hint="eastAsia"/>
+        </w:rPr>
+        <w:t xml:space="preserve">分支，将新渠道接入从重复开发收敛为配置调整，接入周期由天级缩短至小时级。</w:t>
       </w:r>
     </w:p>
     <w:p>
@@ -1719,61 +1638,16 @@
         <w:rPr>
           <w:rFonts w:hint="eastAsia"/>
         </w:rPr>
-        <w:t xml:space="preserve">；自研</w:t>
-      </w:r>
-      <w:r>
-        <w:t xml:space="preserve"> Webpack </w:t>
-      </w:r>
-      <w:r>
-        <w:rPr>
-          <w:rFonts w:hint="eastAsia"/>
-        </w:rPr>
-        <w:t xml:space="preserve">插件，通过</w:t>
-      </w:r>
-      <w:r>
-        <w:t xml:space="preserve"> html-webpack-plugin </w:t>
-      </w:r>
-      <w:r>
-        <w:rPr>
-          <w:rFonts w:hint="eastAsia"/>
-        </w:rPr>
-        <w:t xml:space="preserve">的</w:t>
-      </w:r>
-      <w:r>
-        <w:t xml:space="preserve"> afterTemplateExecution </w:t>
-      </w:r>
-      <w:r>
-        <w:rPr>
-          <w:rFonts w:hint="eastAsia"/>
-        </w:rPr>
-        <w:t xml:space="preserve">钩子将</w:t>
-      </w:r>
-      <w:r>
-        <w:t xml:space="preserve"> </w:t>
-      </w:r>
-      <w:r>
-        <w:rPr>
-          <w:rStyle w:val="VerbatimChar"/>
-        </w:rPr>
-        <w:t xml:space="preserve">&lt;link&gt;</w:t>
-      </w:r>
-      <w:r>
-        <w:t xml:space="preserve">/</w:t>
-      </w:r>
-      <w:r>
-        <w:rPr>
-          <w:rStyle w:val="VerbatimChar"/>
-        </w:rPr>
-        <w:t xml:space="preserve">&lt;script&gt;</w:t>
-      </w:r>
-      <w:r>
-        <w:t xml:space="preserve"> </w:t>
-      </w:r>
-      <w:r>
-        <w:rPr>
-          <w:rFonts w:hint="eastAsia"/>
-        </w:rPr>
-        <w:t xml:space="preserve">改为运行时注入，使内联</w:t>
+        <w:t xml:space="preserve">；自研构建插件调整</w:t>
+      </w:r>
+      <w:r>
+        <w:t xml:space="preserve"> HTML </w:t>
+      </w:r>
+      <w:r>
+        <w:rPr>
+          <w:rFonts w:hint="eastAsia"/>
+        </w:rPr>
+        <w:t xml:space="preserve">资源注入时机，让内联</w:t>
       </w:r>
       <w:r>
         <w:t xml:space="preserve"> Loading </w:t>
@@ -1782,10 +1656,7 @@
         <w:rPr>
           <w:rFonts w:hint="eastAsia"/>
         </w:rPr>
-        <w:t xml:space="preserve">骨架先于主包渲染，白屏时间</w:t>
-      </w:r>
-      <w:r>
-        <w:t xml:space="preserve"> ~800ms → ~200ms</w:t>
+        <w:t xml:space="preserve">骨架优先渲染，降低白屏时间。</w:t>
       </w:r>
     </w:p>
     <w:p>
@@ -1842,7 +1713,7 @@
         <w:rPr>
           <w:rFonts w:hint="eastAsia"/>
         </w:rPr>
-        <w:t xml:space="preserve">火山数据平台，建立线上监控预警机制</w:t>
+        <w:t xml:space="preserve">火山数据平台，建立线上监控预警机制。</w:t>
       </w:r>
     </w:p>
     <w:p>
@@ -2207,229 +2078,6 @@
       </w:r>
       <w:r>
         <w:t xml:space="preserve">React</w:t>
-      </w:r>
-    </w:p>
-    <w:p>
-      <w:pPr>
-        <w:pStyle w:val="BodyText"/>
-      </w:pPr>
-      <w:r>
-        <w:rPr>
-          <w:rFonts w:hint="eastAsia"/>
-        </w:rPr>
-        <w:t xml:space="preserve">微信小程序开发与自动化部署</w:t>
-      </w:r>
-      <w:r>
-        <w:t xml:space="preserve"> </w:t>
-      </w:r>
-      <w:r>
-        <w:t xml:space="preserve">2020 — 2025</w:t>
-      </w:r>
-    </w:p>
-    <w:p>
-      <w:pPr>
-        <w:pStyle w:val="BodyText"/>
-      </w:pPr>
-      <w:r>
-        <w:rPr>
-          <w:rFonts w:hint="eastAsia"/>
-        </w:rPr>
-        <w:t xml:space="preserve">负责多个微信小程序的开发与维护，搭建自动化批量部署工具链，显著提升多端发版效率。</w:t>
-      </w:r>
-    </w:p>
-    <w:p>
-      <w:pPr>
-        <w:pStyle w:val="BodyText"/>
-      </w:pPr>
-      <w:r>
-        <w:rPr>
-          <w:rFonts w:hint="eastAsia"/>
-        </w:rPr>
-        <w:t xml:space="preserve">核心工作</w:t>
-      </w:r>
-    </w:p>
-    <w:p>
-      <w:pPr>
-        <w:pStyle w:val="Compact"/>
-        <w:numPr>
-          <w:ilvl w:val="0"/>
-          <w:numId w:val="1008"/>
-        </w:numPr>
-      </w:pPr>
-      <w:r>
-        <w:rPr>
-          <w:rFonts w:hint="eastAsia"/>
-          <w:b/>
-          <w:bCs/>
-        </w:rPr>
-        <w:t xml:space="preserve">自动化批量部署</w:t>
-      </w:r>
-      <w:r>
-        <w:rPr>
-          <w:rFonts w:hint="eastAsia"/>
-        </w:rPr>
-        <w:t xml:space="preserve">：基于</w:t>
-      </w:r>
-      <w:r>
-        <w:t xml:space="preserve"> miniprogram-ci </w:t>
-      </w:r>
-      <w:r>
-        <w:rPr>
-          <w:rFonts w:hint="eastAsia"/>
-        </w:rPr>
-        <w:t xml:space="preserve">搭建自动化上传工具，支持多个小程序批量构建与上传；针对队列上传的状态污染问题，采用</w:t>
-      </w:r>
-      <w:r>
-        <w:t xml:space="preserve"> child_process.fork </w:t>
-      </w:r>
-      <w:r>
-        <w:rPr>
-          <w:rFonts w:hint="eastAsia"/>
-        </w:rPr>
-        <w:t xml:space="preserve">做进程隔离，显著提升多小程序发版效率</w:t>
-      </w:r>
-    </w:p>
-    <w:p>
-      <w:pPr>
-        <w:pStyle w:val="FirstParagraph"/>
-      </w:pPr>
-      <w:r>
-        <w:rPr>
-          <w:rFonts w:hint="eastAsia"/>
-        </w:rPr>
-        <w:t xml:space="preserve">微信小程序</w:t>
-      </w:r>
-      <w:r>
-        <w:t xml:space="preserve"> </w:t>
-      </w:r>
-      <w:r>
-        <w:t xml:space="preserve">miniprogram-ci</w:t>
-      </w:r>
-      <w:r>
-        <w:t xml:space="preserve"> </w:t>
-      </w:r>
-      <w:r>
-        <w:t xml:space="preserve">Node.js</w:t>
-      </w:r>
-      <w:r>
-        <w:t xml:space="preserve"> </w:t>
-      </w:r>
-      <w:r>
-        <w:rPr>
-          <w:rFonts w:hint="eastAsia"/>
-        </w:rPr>
-        <w:t xml:space="preserve">自动化部署</w:t>
-      </w:r>
-      <w:r>
-        <w:t xml:space="preserve"> </w:t>
-      </w:r>
-      <w:r>
-        <w:rPr>
-          <w:rFonts w:hint="eastAsia"/>
-        </w:rPr>
-        <w:t xml:space="preserve">多进程</w:t>
-      </w:r>
-    </w:p>
-    <w:p>
-      <w:pPr>
-        <w:pStyle w:val="BodyText"/>
-      </w:pPr>
-      <w:r>
-        <w:rPr>
-          <w:rFonts w:hint="eastAsia"/>
-        </w:rPr>
-        <w:t xml:space="preserve">鸿蒙混合</w:t>
-      </w:r>
-      <w:r>
-        <w:t xml:space="preserve"> App</w:t>
-      </w:r>
-      <w:r>
-        <w:t xml:space="preserve"> </w:t>
-      </w:r>
-      <w:r>
-        <w:t xml:space="preserve">2024 — 2025</w:t>
-      </w:r>
-    </w:p>
-    <w:p>
-      <w:pPr>
-        <w:pStyle w:val="BodyText"/>
-      </w:pPr>
-      <w:r>
-        <w:rPr>
-          <w:rFonts w:hint="eastAsia"/>
-        </w:rPr>
-        <w:t xml:space="preserve">公司首款鸿蒙混合应用：H5</w:t>
-      </w:r>
-      <w:r>
-        <w:t xml:space="preserve"> </w:t>
-      </w:r>
-      <w:r>
-        <w:rPr>
-          <w:rFonts w:hint="eastAsia"/>
-        </w:rPr>
-        <w:t xml:space="preserve">承载业务，原生侧以</w:t>
-      </w:r>
-      <w:r>
-        <w:t xml:space="preserve"> ArkTS / ArkUI </w:t>
-      </w:r>
-      <w:r>
-        <w:rPr>
-          <w:rFonts w:hint="eastAsia"/>
-        </w:rPr>
-        <w:t xml:space="preserve">集成</w:t>
-      </w:r>
-      <w:r>
-        <w:t xml:space="preserve"> </w:t>
-      </w:r>
-      <w:r>
-        <w:rPr>
-          <w:rFonts w:hint="eastAsia"/>
-        </w:rPr>
-        <w:t xml:space="preserve">OCR、活体检测、登录等能力，封装</w:t>
-      </w:r>
-      <w:r>
-        <w:t xml:space="preserve"> JSBridge </w:t>
-      </w:r>
-      <w:r>
-        <w:rPr>
-          <w:rFonts w:hint="eastAsia"/>
-        </w:rPr>
-        <w:t xml:space="preserve">与网络层供</w:t>
-      </w:r>
-      <w:r>
-        <w:t xml:space="preserve"> H5 </w:t>
-      </w:r>
-      <w:r>
-        <w:rPr>
-          <w:rFonts w:hint="eastAsia"/>
-        </w:rPr>
-        <w:t xml:space="preserve">调用，完成容器联调与上架。</w:t>
-      </w:r>
-    </w:p>
-    <w:p>
-      <w:pPr>
-        <w:pStyle w:val="BodyText"/>
-      </w:pPr>
-      <w:r>
-        <w:t xml:space="preserve">ArkTS</w:t>
-      </w:r>
-      <w:r>
-        <w:t xml:space="preserve"> </w:t>
-      </w:r>
-      <w:r>
-        <w:t xml:space="preserve">ArkUI</w:t>
-      </w:r>
-      <w:r>
-        <w:t xml:space="preserve"> </w:t>
-      </w:r>
-      <w:r>
-        <w:t xml:space="preserve">JSBridge</w:t>
-      </w:r>
-      <w:r>
-        <w:t xml:space="preserve"> </w:t>
-      </w:r>
-      <w:r>
-        <w:t xml:space="preserve">Hybrid</w:t>
       </w:r>
     </w:p>
     <w:p>
@@ -2721,9 +2369,6 @@
     <w:abstractNumId w:val="991"/>
   </w:num>
   <w:num w:numId="1007">
-    <w:abstractNumId w:val="991"/>
-  </w:num>
-  <w:num w:numId="1008">
     <w:abstractNumId w:val="991"/>
   </w:num>
 </w:numbering>

--- a/杨会-高级前端开发工程师-简历.docx
+++ b/杨会-高级前端开发工程师-简历.docx
@@ -111,7 +111,7 @@
         <w:rPr>
           <w:rFonts w:hint="eastAsia"/>
         </w:rPr>
-        <w:t xml:space="preserve">负责过多业务线公共能力沉淀与技术方案推进，能够在复杂业务场景中平衡复用性、稳定性与交付效率。</w:t>
+        <w:t xml:space="preserve">长期负责公共能力沉淀与复杂业务抽象，能够在复杂业务场景中兼顾复用性、稳定性与交付效率。</w:t>
       </w:r>
     </w:p>
     <w:p>
@@ -122,7 +122,7 @@
         <w:rPr>
           <w:rFonts w:hint="eastAsia"/>
         </w:rPr>
-        <w:t xml:space="preserve">具备较强的跨领域协作与问题推进能力，善于结合</w:t>
+        <w:t xml:space="preserve">善于拆解复杂问题、推进方案落地，并结合</w:t>
       </w:r>
       <w:r>
         <w:t xml:space="preserve"> AI </w:t>
@@ -131,7 +131,7 @@
         <w:rPr>
           <w:rFonts w:hint="eastAsia"/>
         </w:rPr>
-        <w:t xml:space="preserve">工具提升方案验证、原型落地和复杂问题解决效率。</w:t>
+        <w:t xml:space="preserve">工具提升技术验证、原型交付和问题解决效率。</w:t>
       </w:r>
     </w:p>
     <w:p>
@@ -159,16 +159,25 @@
         <w:rPr>
           <w:rFonts w:hint="eastAsia"/>
         </w:rPr>
-        <w:t xml:space="preserve">React、Next.js、TypeScript、JavaScript、Redux，熟悉组件化、Hooks、SSR</w:t>
-      </w:r>
-      <w:r>
-        <w:t xml:space="preserve"> / SSG / </w:t>
-      </w:r>
-      <w:r>
-        <w:rPr>
-          <w:rFonts w:hint="eastAsia"/>
-        </w:rPr>
-        <w:t xml:space="preserve">ISR、性能优化等实践</w:t>
+        <w:t xml:space="preserve">React、Next.js、TypeScript、JavaScript、Redux，熟悉</w:t>
+      </w:r>
+      <w:r>
+        <w:t xml:space="preserve"> </w:t>
+      </w:r>
+      <w:r>
+        <w:rPr>
+          <w:rFonts w:hint="eastAsia"/>
+        </w:rPr>
+        <w:t xml:space="preserve">Hooks、组件化与</w:t>
+      </w:r>
+      <w:r>
+        <w:t xml:space="preserve"> SSR / SSG / ISR </w:t>
+      </w:r>
+      <w:r>
+        <w:rPr>
+          <w:rFonts w:hint="eastAsia"/>
+        </w:rPr>
+        <w:t xml:space="preserve">实践</w:t>
       </w:r>
     </w:p>
     <w:p>
@@ -469,25 +478,16 @@
         <w:rPr>
           <w:rFonts w:hint="eastAsia"/>
         </w:rPr>
-        <w:t xml:space="preserve">探索鸿蒙混合</w:t>
-      </w:r>
-      <w:r>
-        <w:t xml:space="preserve"> </w:t>
-      </w:r>
-      <w:r>
-        <w:rPr>
-          <w:rFonts w:hint="eastAsia"/>
-        </w:rPr>
-        <w:t xml:space="preserve">App、微信小程序自动化部署、AI</w:t>
-      </w:r>
-      <w:r>
-        <w:t xml:space="preserve"> </w:t>
-      </w:r>
-      <w:r>
-        <w:rPr>
-          <w:rFonts w:hint="eastAsia"/>
-        </w:rPr>
-        <w:t xml:space="preserve">外呼等创新项目，完成跨端容器集成、批量上传工具链与核心链路方案验证。</w:t>
+        <w:t xml:space="preserve">落地鸿蒙原生容器与微信小程序自动化部署工具，完成</w:t>
+      </w:r>
+      <w:r>
+        <w:t xml:space="preserve"> AI </w:t>
+      </w:r>
+      <w:r>
+        <w:rPr>
+          <w:rFonts w:hint="eastAsia"/>
+        </w:rPr>
+        <w:t xml:space="preserve">外呼核心链路验证，覆盖跨端容器集成、批量发版与跨栈原型落地。</w:t>
       </w:r>
     </w:p>
     <w:p>
@@ -794,33 +794,16 @@
           <w:b/>
           <w:bCs/>
         </w:rPr>
-        <w:t xml:space="preserve">Generation ID </w:t>
-      </w:r>
-      <w:r>
-        <w:rPr>
-          <w:rFonts w:hint="eastAsia"/>
-          <w:b/>
-          <w:bCs/>
-        </w:rPr>
-        <w:t xml:space="preserve">轮次标识</w:t>
-      </w:r>
-      <w:r>
-        <w:t xml:space="preserve"> </w:t>
-      </w:r>
-      <w:r>
-        <w:rPr>
-          <w:rFonts w:hint="eastAsia"/>
-        </w:rPr>
-        <w:t xml:space="preserve">统一处理打断（Barge-in）、过期音频淘汰与延迟动作；通过事件驱动机制结合</w:t>
-      </w:r>
-      <w:r>
-        <w:t xml:space="preserve"> Generation ID </w:t>
-      </w:r>
-      <w:r>
-        <w:rPr>
-          <w:rFonts w:hint="eastAsia"/>
-        </w:rPr>
-        <w:t xml:space="preserve">校验控制异步任务有效性，避免流式链路中旧轮次任务继续执行导致错播、串话或状态污染</w:t>
+        <w:t xml:space="preserve">Generation ID</w:t>
+      </w:r>
+      <w:r>
+        <w:t xml:space="preserve"> </w:t>
+      </w:r>
+      <w:r>
+        <w:rPr>
+          <w:rFonts w:hint="eastAsia"/>
+        </w:rPr>
+        <w:t xml:space="preserve">轮次标识处理打断、过期音频淘汰与延迟动作，通过轮次校验避免旧任务继续执行导致错播、串话或状态污染。</w:t>
       </w:r>
     </w:p>
     <w:p>
@@ -897,7 +880,7 @@
         <w:rPr>
           <w:rFonts w:hint="eastAsia"/>
         </w:rPr>
-        <w:t xml:space="preserve">流式切片降低首响应时延</w:t>
+        <w:t xml:space="preserve">流式切片降低首响应时延。</w:t>
       </w:r>
     </w:p>
     <w:p>
@@ -920,34 +903,34 @@
         <w:rPr>
           <w:rFonts w:hint="eastAsia"/>
         </w:rPr>
-        <w:t xml:space="preserve">：FastAPI</w:t>
-      </w:r>
-      <w:r>
-        <w:t xml:space="preserve"> + RabbitMQ </w:t>
-      </w:r>
-      <w:r>
-        <w:rPr>
-          <w:rFonts w:hint="eastAsia"/>
-        </w:rPr>
-        <w:t xml:space="preserve">支撑任务投递与并发消费；落地了通话录音、会话记录、日志追踪和资源回收闭环；补齐静音</w:t>
-      </w:r>
-      <w:r>
-        <w:t xml:space="preserve"> / ASR </w:t>
-      </w:r>
-      <w:r>
-        <w:rPr>
-          <w:rFonts w:hint="eastAsia"/>
-        </w:rPr>
-        <w:t xml:space="preserve">失败</w:t>
-      </w:r>
-      <w:r>
-        <w:t xml:space="preserve"> / SIP </w:t>
-      </w:r>
-      <w:r>
-        <w:rPr>
-          <w:rFonts w:hint="eastAsia"/>
-        </w:rPr>
-        <w:t xml:space="preserve">断连异常兜底</w:t>
+        <w:t xml:space="preserve">：基于</w:t>
+      </w:r>
+      <w:r>
+        <w:t xml:space="preserve"> FastAPI + RabbitMQ </w:t>
+      </w:r>
+      <w:r>
+        <w:rPr>
+          <w:rFonts w:hint="eastAsia"/>
+        </w:rPr>
+        <w:t xml:space="preserve">支撑任务投递与并发消费；落地通话录音、会话记录、日志追踪与资源回收闭环，补齐静音、ASR</w:t>
+      </w:r>
+      <w:r>
+        <w:t xml:space="preserve"> </w:t>
+      </w:r>
+      <w:r>
+        <w:rPr>
+          <w:rFonts w:hint="eastAsia"/>
+        </w:rPr>
+        <w:t xml:space="preserve">失败、SIP</w:t>
+      </w:r>
+      <w:r>
+        <w:t xml:space="preserve"> </w:t>
+      </w:r>
+      <w:r>
+        <w:rPr>
+          <w:rFonts w:hint="eastAsia"/>
+        </w:rPr>
+        <w:t xml:space="preserve">断连等异常兜底。</w:t>
       </w:r>
     </w:p>
     <w:p>
@@ -1117,7 +1100,7 @@
         <w:rPr>
           <w:rFonts w:hint="eastAsia"/>
         </w:rPr>
-        <w:t xml:space="preserve">SDK，支撑多条业务线快速接入与长期演进。</w:t>
+        <w:t xml:space="preserve">SDK，支撑多条业务线快速接入，降低重复开发与接入维护成本。</w:t>
       </w:r>
     </w:p>
     <w:p>
@@ -1205,7 +1188,7 @@
         <w:rPr>
           <w:rFonts w:hint="eastAsia"/>
         </w:rPr>
-        <w:t xml:space="preserve">职责内聚、独立发布、按需引入，隔离业务线交叉依赖，支撑多项目并行接入与独立演进</w:t>
+        <w:t xml:space="preserve">职责内聚、独立发布、按需引入，隔离业务线交叉依赖，支撑多项目并行接入与独立演进。</w:t>
       </w:r>
     </w:p>
     <w:p>
@@ -1264,7 +1247,7 @@
         <w:rPr>
           <w:rFonts w:hint="eastAsia"/>
         </w:rPr>
-        <w:t xml:space="preserve">与按需导出控制产物体积，保障轻量接入</w:t>
+        <w:t xml:space="preserve">与按需导出控制产物体积，保障轻量接入。</w:t>
       </w:r>
     </w:p>
     <w:p>
@@ -1305,7 +1288,7 @@
         <w:rPr>
           <w:rFonts w:hint="eastAsia"/>
         </w:rPr>
-        <w:t xml:space="preserve">变更日志与规范化发布流程，保障版本可追踪、可回滚</w:t>
+        <w:t xml:space="preserve">变更日志与规范化发布流程，保障版本可追踪、可回滚。</w:t>
       </w:r>
     </w:p>
     <w:p>
@@ -1368,7 +1351,7 @@
         <w:rPr>
           <w:rFonts w:hint="eastAsia"/>
         </w:rPr>
-        <w:t xml:space="preserve">为解决多业务线相似功能重复开发问题，基于</w:t>
+        <w:t xml:space="preserve">基于</w:t>
       </w:r>
       <w:r>
         <w:t xml:space="preserve"> React </w:t>
@@ -1377,7 +1360,16 @@
         <w:rPr>
           <w:rFonts w:hint="eastAsia"/>
         </w:rPr>
-        <w:t xml:space="preserve">搭建平台化项目架构，支持多主题、多场景灵活配置，显著提升团队研发效率。</w:t>
+        <w:t xml:space="preserve">与</w:t>
+      </w:r>
+      <w:r>
+        <w:t xml:space="preserve"> Webpack </w:t>
+      </w:r>
+      <w:r>
+        <w:rPr>
+          <w:rFonts w:hint="eastAsia"/>
+        </w:rPr>
+        <w:t xml:space="preserve">建设平台化工程体系，沉淀构建、配置、弹窗、性能与发布监控等通用能力，支撑多业务快速接入和持续迭代。</w:t>
       </w:r>
     </w:p>
     <w:p>
@@ -1909,7 +1901,7 @@
         <w:rPr>
           <w:rFonts w:hint="eastAsia"/>
         </w:rPr>
-        <w:t xml:space="preserve">与首屏性能</w:t>
+        <w:t xml:space="preserve">与首屏性能。</w:t>
       </w:r>
     </w:p>
     <w:p>
@@ -1950,7 +1942,7 @@
         <w:rPr>
           <w:rFonts w:hint="eastAsia"/>
         </w:rPr>
-        <w:t xml:space="preserve">体积</w:t>
+        <w:t xml:space="preserve">体积。</w:t>
       </w:r>
     </w:p>
     <w:p>
@@ -2007,7 +1999,7 @@
         <w:rPr>
           <w:rFonts w:hint="eastAsia"/>
         </w:rPr>
-        <w:t xml:space="preserve">完善搜索引擎抓取</w:t>
+        <w:t xml:space="preserve">完善搜索引擎抓取。</w:t>
       </w:r>
     </w:p>
     <w:p>
@@ -2039,7 +2031,7 @@
         <w:rPr>
           <w:rFonts w:hint="eastAsia"/>
         </w:rPr>
-        <w:t xml:space="preserve">Suspense）</w:t>
+        <w:t xml:space="preserve">Suspense）。</w:t>
       </w:r>
     </w:p>
     <w:p>
